--- a/submissions/AITP_OWASP_Agentic_Crosswalk.docx
+++ b/submissions/AITP_OWASP_Agentic_Crosswalk.docx
@@ -718,7 +718,7 @@
         <w:pStyle w:val="ListBullet"/>
       </w:pPr>
       <w:r>
-        <w:t>Scope Binding (Section 3.2). Every agent is bound to a permission manifest that enumerates permitted operations at the resource level. An agent authorized for `execute:tool/search` cannot invoke `execute:tool/deploy`. There is no wildcard. There is no implicit capability inheritance from the tool's full feature set. The Signing Authority (Section 3.5) enforces scope at signing time: if the proposed action is not in the manifest, the signing request is rejected.</w:t>
+        <w:t>Scope Binding (Section 3.2). Every agent is bound to a permission manifest that enumerates permitted operations at the resource level. An agent authorized for "execute:tool/search" cannot invoke "execute:tool/deploy". There is no wildcard. There is no implicit capability inheritance from the tool's full feature set. The Signing Authority (Section 3.5) enforces scope at signing time: if the proposed action is not in the manifest, the signing request is rejected.</w:t>
       </w:r>
     </w:p>
     <w:p>
@@ -795,7 +795,7 @@
         <w:pStyle w:val="ListBullet"/>
       </w:pPr>
       <w:r>
-        <w:t>Scope Binding (Section 3.2). Permissions are explicit, per-resource, and signed by the Signing Authority. An agent's scope is its manifest, not the union of credentials it can access. `read:database/customers` does not imply `read:database/financials`, even if the underlying database credential permits both. Scope enforcement happens at the Signing Authority level, not at the tool level.</w:t>
+        <w:t>Scope Binding (Section 3.2). Permissions are explicit, per-resource, and signed by the Signing Authority. An agent's scope is its manifest, not the union of credentials it can access. "read:database/customers" does not imply "read:database/financials", even if the underlying database credential permits both. Scope enforcement happens at the Signing Authority level, not at the tool level.</w:t>
       </w:r>
     </w:p>
     <w:p>
@@ -872,7 +872,7 @@
         <w:pStyle w:val="ListBullet"/>
       </w:pPr>
       <w:r>
-        <w:t>Scope Binding limits blast radius (Section 3.2). A compromised tool operates within the invoking agent's scope, and that scope is bound by the permission manifest. If the agent's manifest permits `execute:tool/search` with `read:database/customers`, the compromised tool cannot access resources outside that scope, regardless of what the tool's code attempts.</w:t>
+        <w:t>Scope Binding limits blast radius (Section 3.2). A compromised tool operates within the invoking agent's scope, and that scope is bound by the permission manifest. If the agent's manifest permits "execute:tool/search" with "read:database/customers", the compromised tool cannot access resources outside that scope, regardless of what the tool's code attempts.</w:t>
       </w:r>
     </w:p>
     <w:p>
@@ -941,7 +941,7 @@
         <w:pStyle w:val="ListBullet"/>
       </w:pPr>
       <w:r>
-        <w:t>Scope Binding (Section 3.2). Code execution is an `execute` permission that must be explicitly listed in the agent's scope manifest with specific resource targets. `execute:tool/python-sandbox` is a different permission from `execute:tool/shell`. An agent without `execute` permissions in its manifest cannot execute code at all, regardless of what it generates.</w:t>
+        <w:t>Scope Binding (Section 3.2). Code execution is an execute permission that must be explicitly listed in the agent's scope manifest with specific resource targets. "execute:tool/python-sandbox" is a different permission from "execute:tool/shell". An agent without execute permissions in its manifest cannot execute code at all, regardless of what it generates.</w:t>
       </w:r>
     </w:p>
     <w:p>
@@ -949,7 +949,7 @@
         <w:pStyle w:val="ListBullet"/>
       </w:pPr>
       <w:r>
-        <w:t>Tier 3 co-signature requirement (Section 4.3, Section 5.2). Code execution that modifies production state is a Tier 3 action requiring co-signature. The co-signing agent reviews the proposed execution for safety. Destructive code execution (modifying infrastructure, deleting resources) requires orchestrator co-signature. The Signing Authority will not issue a co-signature token for an `execute` action without the appropriate co-signature for the action's consequence class.</w:t>
+        <w:t>Tier 3 co-signature requirement (Section 4.3, Section 5.2). Code execution that modifies production state is a Tier 3 action requiring co-signature. The co-signing agent reviews the proposed execution for safety. Destructive code execution (modifying infrastructure, deleting resources) requires orchestrator co-signature. The Signing Authority will not issue a co-signature token for an execute action without the appropriate co-signature for the action's consequence class.</w:t>
       </w:r>
     </w:p>
     <w:p>
@@ -1204,7 +1204,7 @@
         <w:pStyle w:val="ListBullet"/>
       </w:pPr>
       <w:r>
-        <w:t>Bounded blast radius through scope and identity (Section 3.1, Section 3.2). Each agent's failure is bounded by its scope. An agent with `read:database/customers` that fails cannot affect `database/financials`. The blast radius is one agent, one key, one scope manifest, not the entire system.</w:t>
+        <w:t>Bounded blast radius through scope and identity (Section 3.1, Section 3.2). Each agent's failure is bounded by its scope. An agent with "read:database/customers" that fails cannot affect "database/financials". The blast radius is one agent, one key, one scope manifest, not the entire system.</w:t>
       </w:r>
     </w:p>
     <w:p>
@@ -2863,7 +2863,7 @@
     </w:p>
     <w:p>
       <w:r>
-        <w:t>*AI Trust Protocol (AITP) v0.1 Draft -- OSInfo Inc. -- March 2026*</w:t>
+        <w:t>*AI Trust Protocol (AITP) v0.1 Process -- OSInfo Inc. -- March 2026*</w:t>
       </w:r>
     </w:p>
     <w:p>
@@ -27063,10 +27063,237 @@
 <b:Sources xmlns:b="http://schemas.openxmlformats.org/officeDocument/2006/bibliography" xmlns="http://schemas.openxmlformats.org/officeDocument/2006/bibliography" SelectedStyle="/APA.XSL" StyleName="APA"/>
 </file>
 
+<file path=customXml/item2.xml><?xml version="1.0" encoding="utf-8"?>
+<ct:contentTypeSchema xmlns:ct="http://schemas.microsoft.com/office/2006/metadata/contentType" xmlns:ma="http://schemas.microsoft.com/office/2006/metadata/properties/metaAttributes" ct:_="" ma:_="" ma:contentTypeName="Document" ma:contentTypeID="0x010100328358E189C06D449FA4F4147EB540B3" ma:contentTypeVersion="11" ma:contentTypeDescription="Create a new document." ma:contentTypeScope="" ma:versionID="c24be89b263f81d2e7d6384c2178bb44">
+  <xsd:schema xmlns:xsd="http://www.w3.org/2001/XMLSchema" xmlns:xs="http://www.w3.org/2001/XMLSchema" xmlns:p="http://schemas.microsoft.com/office/2006/metadata/properties" xmlns:ns2="b44e59ae-bb2d-46e5-b428-e16cc0ec46cb" xmlns:ns3="48555a96-f9a0-4a8f-a2a2-5be3bf92906d" targetNamespace="http://schemas.microsoft.com/office/2006/metadata/properties" ma:root="true" ma:fieldsID="bf879ecd1a06b8ec43801fe125deccfc" ns2:_="" ns3:_="">
+    <xsd:import namespace="b44e59ae-bb2d-46e5-b428-e16cc0ec46cb"/>
+    <xsd:import namespace="48555a96-f9a0-4a8f-a2a2-5be3bf92906d"/>
+    <xsd:element name="properties">
+      <xsd:complexType>
+        <xsd:sequence>
+          <xsd:element name="documentManagement">
+            <xsd:complexType>
+              <xsd:all>
+                <xsd:element ref="ns2:lcf76f155ced4ddcb4097134ff3c332f" minOccurs="0"/>
+                <xsd:element ref="ns3:TaxCatchAll" minOccurs="0"/>
+                <xsd:element ref="ns2:MediaServiceMetadata" minOccurs="0"/>
+                <xsd:element ref="ns2:MediaServiceFastMetadata" minOccurs="0"/>
+                <xsd:element ref="ns2:MediaServiceSearchProperties" minOccurs="0"/>
+                <xsd:element ref="ns2:MediaServiceDateTaken" minOccurs="0"/>
+                <xsd:element ref="ns2:MediaServiceOCR" minOccurs="0"/>
+                <xsd:element ref="ns2:MediaServiceGenerationTime" minOccurs="0"/>
+                <xsd:element ref="ns2:MediaServiceEventHashCode" minOccurs="0"/>
+                <xsd:element ref="ns2:MediaLengthInSeconds" minOccurs="0"/>
+              </xsd:all>
+            </xsd:complexType>
+          </xsd:element>
+        </xsd:sequence>
+      </xsd:complexType>
+    </xsd:element>
+  </xsd:schema>
+  <xsd:schema xmlns:xsd="http://www.w3.org/2001/XMLSchema" xmlns:xs="http://www.w3.org/2001/XMLSchema" xmlns:dms="http://schemas.microsoft.com/office/2006/documentManagement/types" xmlns:pc="http://schemas.microsoft.com/office/infopath/2007/PartnerControls" targetNamespace="b44e59ae-bb2d-46e5-b428-e16cc0ec46cb" elementFormDefault="qualified">
+    <xsd:import namespace="http://schemas.microsoft.com/office/2006/documentManagement/types"/>
+    <xsd:import namespace="http://schemas.microsoft.com/office/infopath/2007/PartnerControls"/>
+    <xsd:element name="lcf76f155ced4ddcb4097134ff3c332f" ma:index="9" nillable="true" ma:taxonomy="true" ma:internalName="lcf76f155ced4ddcb4097134ff3c332f" ma:taxonomyFieldName="MediaServiceImageTags" ma:displayName="Image Tags" ma:readOnly="false" ma:fieldId="{5cf76f15-5ced-4ddc-b409-7134ff3c332f}" ma:taxonomyMulti="true" ma:sspId="da020e9d-4dea-41ad-9ea8-10768651d479" ma:termSetId="09814cd3-568e-fe90-9814-8d621ff8fb84" ma:anchorId="fba54fb3-c3e1-fe81-a776-ca4b69148c4d" ma:open="true" ma:isKeyword="false">
+      <xsd:complexType>
+        <xsd:sequence>
+          <xsd:element ref="pc:Terms" minOccurs="0" maxOccurs="1"/>
+        </xsd:sequence>
+      </xsd:complexType>
+    </xsd:element>
+    <xsd:element name="MediaServiceMetadata" ma:index="11" nillable="true" ma:displayName="MediaServiceMetadata" ma:hidden="true" ma:internalName="MediaServiceMetadata" ma:readOnly="true">
+      <xsd:simpleType>
+        <xsd:restriction base="dms:Note"/>
+      </xsd:simpleType>
+    </xsd:element>
+    <xsd:element name="MediaServiceFastMetadata" ma:index="12" nillable="true" ma:displayName="MediaServiceFastMetadata" ma:hidden="true" ma:internalName="MediaServiceFastMetadata" ma:readOnly="true">
+      <xsd:simpleType>
+        <xsd:restriction base="dms:Note"/>
+      </xsd:simpleType>
+    </xsd:element>
+    <xsd:element name="MediaServiceSearchProperties" ma:index="13" nillable="true" ma:displayName="MediaServiceSearchProperties" ma:hidden="true" ma:internalName="MediaServiceSearchProperties" ma:readOnly="true">
+      <xsd:simpleType>
+        <xsd:restriction base="dms:Note"/>
+      </xsd:simpleType>
+    </xsd:element>
+    <xsd:element name="MediaServiceDateTaken" ma:index="14" nillable="true" ma:displayName="MediaServiceDateTaken" ma:hidden="true" ma:indexed="true" ma:internalName="MediaServiceDateTaken" ma:readOnly="true">
+      <xsd:simpleType>
+        <xsd:restriction base="dms:Text"/>
+      </xsd:simpleType>
+    </xsd:element>
+    <xsd:element name="MediaServiceOCR" ma:index="15" nillable="true" ma:displayName="Extracted Text" ma:internalName="MediaServiceOCR" ma:readOnly="true">
+      <xsd:simpleType>
+        <xsd:restriction base="dms:Note">
+          <xsd:maxLength value="255"/>
+        </xsd:restriction>
+      </xsd:simpleType>
+    </xsd:element>
+    <xsd:element name="MediaServiceGenerationTime" ma:index="16" nillable="true" ma:displayName="MediaServiceGenerationTime" ma:hidden="true" ma:internalName="MediaServiceGenerationTime" ma:readOnly="true">
+      <xsd:simpleType>
+        <xsd:restriction base="dms:Text"/>
+      </xsd:simpleType>
+    </xsd:element>
+    <xsd:element name="MediaServiceEventHashCode" ma:index="17" nillable="true" ma:displayName="MediaServiceEventHashCode" ma:hidden="true" ma:internalName="MediaServiceEventHashCode" ma:readOnly="true">
+      <xsd:simpleType>
+        <xsd:restriction base="dms:Text"/>
+      </xsd:simpleType>
+    </xsd:element>
+    <xsd:element name="MediaLengthInSeconds" ma:index="18" nillable="true" ma:displayName="MediaLengthInSeconds" ma:hidden="true" ma:internalName="MediaLengthInSeconds" ma:readOnly="true">
+      <xsd:simpleType>
+        <xsd:restriction base="dms:Unknown"/>
+      </xsd:simpleType>
+    </xsd:element>
+  </xsd:schema>
+  <xsd:schema xmlns:xsd="http://www.w3.org/2001/XMLSchema" xmlns:xs="http://www.w3.org/2001/XMLSchema" xmlns:dms="http://schemas.microsoft.com/office/2006/documentManagement/types" xmlns:pc="http://schemas.microsoft.com/office/infopath/2007/PartnerControls" targetNamespace="48555a96-f9a0-4a8f-a2a2-5be3bf92906d" elementFormDefault="qualified">
+    <xsd:import namespace="http://schemas.microsoft.com/office/2006/documentManagement/types"/>
+    <xsd:import namespace="http://schemas.microsoft.com/office/infopath/2007/PartnerControls"/>
+    <xsd:element name="TaxCatchAll" ma:index="10" nillable="true" ma:displayName="Taxonomy Catch All Column" ma:hidden="true" ma:list="{50b93120-3b12-4a62-b327-a65818e80b40}" ma:internalName="TaxCatchAll" ma:showField="CatchAllData" ma:web="48555a96-f9a0-4a8f-a2a2-5be3bf92906d">
+      <xsd:complexType>
+        <xsd:complexContent>
+          <xsd:extension base="dms:MultiChoiceLookup">
+            <xsd:sequence>
+              <xsd:element name="Value" type="dms:Lookup" maxOccurs="unbounded" minOccurs="0" nillable="true"/>
+            </xsd:sequence>
+          </xsd:extension>
+        </xsd:complexContent>
+      </xsd:complexType>
+    </xsd:element>
+  </xsd:schema>
+  <xsd:schema xmlns="http://schemas.openxmlformats.org/package/2006/metadata/core-properties" xmlns:xsd="http://www.w3.org/2001/XMLSchema" xmlns:xsi="http://www.w3.org/2001/XMLSchema-instance" xmlns:dc="http://purl.org/dc/elements/1.1/" xmlns:dcterms="http://purl.org/dc/terms/" xmlns:odoc="http://schemas.microsoft.com/internal/obd" targetNamespace="http://schemas.openxmlformats.org/package/2006/metadata/core-properties" elementFormDefault="qualified" attributeFormDefault="unqualified" blockDefault="#all">
+    <xsd:import namespace="http://purl.org/dc/elements/1.1/" schemaLocation="http://dublincore.org/schemas/xmls/qdc/2003/04/02/dc.xsd"/>
+    <xsd:import namespace="http://purl.org/dc/terms/" schemaLocation="http://dublincore.org/schemas/xmls/qdc/2003/04/02/dcterms.xsd"/>
+    <xsd:element name="coreProperties" type="CT_coreProperties"/>
+    <xsd:complexType name="CT_coreProperties">
+      <xsd:all>
+        <xsd:element ref="dc:creator" minOccurs="0" maxOccurs="1"/>
+        <xsd:element ref="dcterms:created" minOccurs="0" maxOccurs="1"/>
+        <xsd:element ref="dc:identifier" minOccurs="0" maxOccurs="1"/>
+        <xsd:element name="contentType" minOccurs="0" maxOccurs="1" type="xsd:string" ma:index="0" ma:displayName="Content Type"/>
+        <xsd:element ref="dc:title" minOccurs="0" maxOccurs="1" ma:index="4" ma:displayName="Title"/>
+        <xsd:element ref="dc:subject" minOccurs="0" maxOccurs="1"/>
+        <xsd:element ref="dc:description" minOccurs="0" maxOccurs="1"/>
+        <xsd:element name="keywords" minOccurs="0" maxOccurs="1" type="xsd:string"/>
+        <xsd:element ref="dc:language" minOccurs="0" maxOccurs="1"/>
+        <xsd:element name="category" minOccurs="0" maxOccurs="1" type="xsd:string"/>
+        <xsd:element name="version" minOccurs="0" maxOccurs="1" type="xsd:string"/>
+        <xsd:element name="revision" minOccurs="0" maxOccurs="1" type="xsd:string">
+          <xsd:annotation>
+            <xsd:documentation>
+                        This value indicates the number of saves or revisions. The application is responsible for updating this value after each revision.
+                    </xsd:documentation>
+          </xsd:annotation>
+        </xsd:element>
+        <xsd:element name="lastModifiedBy" minOccurs="0" maxOccurs="1" type="xsd:string"/>
+        <xsd:element ref="dcterms:modified" minOccurs="0" maxOccurs="1"/>
+        <xsd:element name="contentStatus" minOccurs="0" maxOccurs="1" type="xsd:string"/>
+      </xsd:all>
+    </xsd:complexType>
+  </xsd:schema>
+  <xs:schema xmlns:pc="http://schemas.microsoft.com/office/infopath/2007/PartnerControls" xmlns:xs="http://www.w3.org/2001/XMLSchema" targetNamespace="http://schemas.microsoft.com/office/infopath/2007/PartnerControls" elementFormDefault="qualified" attributeFormDefault="unqualified">
+    <xs:element name="Person">
+      <xs:complexType>
+        <xs:sequence>
+          <xs:element ref="pc:DisplayName" minOccurs="0"/>
+          <xs:element ref="pc:AccountId" minOccurs="0"/>
+          <xs:element ref="pc:AccountType" minOccurs="0"/>
+        </xs:sequence>
+      </xs:complexType>
+    </xs:element>
+    <xs:element name="DisplayName" type="xs:string"/>
+    <xs:element name="AccountId" type="xs:string"/>
+    <xs:element name="AccountType" type="xs:string"/>
+    <xs:element name="BDCAssociatedEntity">
+      <xs:complexType>
+        <xs:sequence>
+          <xs:element ref="pc:BDCEntity" minOccurs="0" maxOccurs="unbounded"/>
+        </xs:sequence>
+        <xs:attribute ref="pc:EntityNamespace"/>
+        <xs:attribute ref="pc:EntityName"/>
+        <xs:attribute ref="pc:SystemInstanceName"/>
+        <xs:attribute ref="pc:AssociationName"/>
+      </xs:complexType>
+    </xs:element>
+    <xs:attribute name="EntityNamespace" type="xs:string"/>
+    <xs:attribute name="EntityName" type="xs:string"/>
+    <xs:attribute name="SystemInstanceName" type="xs:string"/>
+    <xs:attribute name="AssociationName" type="xs:string"/>
+    <xs:element name="BDCEntity">
+      <xs:complexType>
+        <xs:sequence>
+          <xs:element ref="pc:EntityDisplayName" minOccurs="0"/>
+          <xs:element ref="pc:EntityInstanceReference" minOccurs="0"/>
+          <xs:element ref="pc:EntityId1" minOccurs="0"/>
+          <xs:element ref="pc:EntityId2" minOccurs="0"/>
+          <xs:element ref="pc:EntityId3" minOccurs="0"/>
+          <xs:element ref="pc:EntityId4" minOccurs="0"/>
+          <xs:element ref="pc:EntityId5" minOccurs="0"/>
+        </xs:sequence>
+      </xs:complexType>
+    </xs:element>
+    <xs:element name="EntityDisplayName" type="xs:string"/>
+    <xs:element name="EntityInstanceReference" type="xs:string"/>
+    <xs:element name="EntityId1" type="xs:string"/>
+    <xs:element name="EntityId2" type="xs:string"/>
+    <xs:element name="EntityId3" type="xs:string"/>
+    <xs:element name="EntityId4" type="xs:string"/>
+    <xs:element name="EntityId5" type="xs:string"/>
+    <xs:element name="Terms">
+      <xs:complexType>
+        <xs:sequence>
+          <xs:element ref="pc:TermInfo" minOccurs="0" maxOccurs="unbounded"/>
+        </xs:sequence>
+      </xs:complexType>
+    </xs:element>
+    <xs:element name="TermInfo">
+      <xs:complexType>
+        <xs:sequence>
+          <xs:element ref="pc:TermName" minOccurs="0"/>
+          <xs:element ref="pc:TermId" minOccurs="0"/>
+        </xs:sequence>
+      </xs:complexType>
+    </xs:element>
+    <xs:element name="TermName" type="xs:string"/>
+    <xs:element name="TermId" type="xs:string"/>
+  </xs:schema>
+</ct:contentTypeSchema>
+</file>
+
+<file path=customXml/item3.xml><?xml version="1.0" encoding="utf-8"?>
+<?mso-contentType ?>
+<FormTemplates xmlns="http://schemas.microsoft.com/sharepoint/v3/contenttype/forms">
+  <Display>DocumentLibraryForm</Display>
+  <Edit>DocumentLibraryForm</Edit>
+  <New>DocumentLibraryForm</New>
+</FormTemplates>
+</file>
+
+<file path=customXml/item4.xml><?xml version="1.0" encoding="utf-8"?>
+<p:properties xmlns:p="http://schemas.microsoft.com/office/2006/metadata/properties" xmlns:xsi="http://www.w3.org/2001/XMLSchema-instance" xmlns:pc="http://schemas.microsoft.com/office/infopath/2007/PartnerControls">
+  <documentManagement>
+    <TaxCatchAll xmlns="48555a96-f9a0-4a8f-a2a2-5be3bf92906d" xsi:nil="true"/>
+    <lcf76f155ced4ddcb4097134ff3c332f xmlns="b44e59ae-bb2d-46e5-b428-e16cc0ec46cb">
+      <Terms xmlns="http://schemas.microsoft.com/office/infopath/2007/PartnerControls"/>
+    </lcf76f155ced4ddcb4097134ff3c332f>
+  </documentManagement>
+</p:properties>
+</file>
+
 <file path=customXml/itemProps1.xml><?xml version="1.0" encoding="utf-8"?>
 <ds:datastoreItem xmlns:ds="http://schemas.openxmlformats.org/officeDocument/2006/customXml" ds:itemID="{EF278816-EC6F-A645-907D-7F25AECB1D4A}">
   <ds:schemaRefs>
     <ds:schemaRef ds:uri="http://schemas.openxmlformats.org/officeDocument/2006/bibliography"/>
   </ds:schemaRefs>
 </ds:datastoreItem>
+</file>
+
+<file path=customXml/itemProps2.xml><?xml version="1.0" encoding="utf-8"?>
+<ds:datastoreItem xmlns:ds="http://schemas.openxmlformats.org/officeDocument/2006/customXml" ds:itemID="{89A3A2DF-9AF3-4D57-B29F-C0D9D2607448}"/>
+</file>
+
+<file path=customXml/itemProps3.xml><?xml version="1.0" encoding="utf-8"?>
+<ds:datastoreItem xmlns:ds="http://schemas.openxmlformats.org/officeDocument/2006/customXml" ds:itemID="{31ED29D9-FC81-400F-9750-653A5F7C3EBE}"/>
+</file>
+
+<file path=customXml/itemProps4.xml><?xml version="1.0" encoding="utf-8"?>
+<ds:datastoreItem xmlns:ds="http://schemas.openxmlformats.org/officeDocument/2006/customXml" ds:itemID="{CF7530FC-4752-4B0D-ABDC-D59DFF818727}"/>
 </file>
--- a/submissions/AITP_OWASP_Agentic_Crosswalk.docx
+++ b/submissions/AITP_OWASP_Agentic_Crosswalk.docx
@@ -15,11 +15,9 @@
         <w:rPr>
           <w:b/>
         </w:rPr>
-        <w:t>Version:</w:t>
+        <w:t>Version: 1.1 (Draft)</w:t>
       </w:r>
-      <w:r>
-        <w:t xml:space="preserve"> 0.1 (Draft)</w:t>
-      </w:r>
+      <w:r/>
     </w:p>
     <w:p>
       <w:r>
@@ -1257,7 +1255,7 @@
         <w:pStyle w:val="ListBullet"/>
       </w:pPr>
       <w:r>
-        <w:t>Attestation provides verification, not trust (Section 3.3). AITP explicitly separates process integrity from output correctness (Section 8). A signed attestation proves that a specific agent produced a specific output. It does not certify the output as true. By making the process transparent and verifiable, AITP provides the human with the information needed to calibrate trust: which agent produced this, what was it authorized to do, what model was it running, and what was its input.</w:t>
+        <w:t>Attestation provides verification, not trust (Section 3.3). AITP explicitly separates process integrity from output correctness (Section 8) (OWASP Specification Section 8 / NIST Submission Section 10). A signed attestation proves that a specific agent produced a specific output. It does not certify the output as true. By making the process transparent and verifiable, AITP provides the human with the information needed to calibrate trust: which agent produced this, what was it authorized to do, what model was it running, and what was its input.</w:t>
       </w:r>
     </w:p>
     <w:p>
@@ -2807,6 +2805,12 @@
       </w:r>
     </w:p>
     <w:p>
+      <w:pPr/>
+      <w:r>
+        <w:t>Note: This matrix shows primary mitigations. Secondary mitigations exist where AITP primitives provide defense-in-depth. For example, Attestation provides secondary mitigation for all ten ASI risks through the tamper-evident audit chain.</w:t>
+      </w:r>
+    </w:p>
+    <w:p>
       <w:pPr>
         <w:pStyle w:val="Heading2"/>
       </w:pPr>
@@ -2832,7 +2836,7 @@
         <w:pStyle w:val="ListNumber"/>
       </w:pPr>
       <w:r>
-        <w:t>Output correctness. AITP guarantees process integrity, not output quality. A signed, attested, co-verified output can still be wrong (Section 8). Organizations must combine AITP's trust architecture with domain-specific validation.</w:t>
+        <w:t>Output correctness. AITP guarantees process integrity, not output quality. A signed, attested, co-verified output can still be wrong (Section 8) (OWASP Specification Section 8 / NIST Submission Section 10). Organizations must combine AITP's trust architecture with domain-specific validation.</w:t>
       </w:r>
     </w:p>
     <w:p>
@@ -2863,7 +2867,7 @@
     </w:p>
     <w:p>
       <w:r>
-        <w:t>*AI Trust Protocol (AITP) v0.1 Process -- OSInfo Inc. -- March 2026*</w:t>
+        <w:t>*AI Trust Protocol (AITP) v1.1 Process -- OSInfo Inc. -- March 2026*</w:t>
       </w:r>
     </w:p>
     <w:p>

--- a/submissions/AITP_OWASP_Agentic_Crosswalk.docx
+++ b/submissions/AITP_OWASP_Agentic_Crosswalk.docx
@@ -15,7 +15,7 @@
         <w:rPr>
           <w:b/>
         </w:rPr>
-        <w:t>Version: 1.1 (Draft)</w:t>
+        <w:t>Version: 0.3 (Draft)</w:t>
       </w:r>
       <w:r/>
     </w:p>

--- a/submissions/AITP_OWASP_Agentic_Crosswalk.docx
+++ b/submissions/AITP_OWASP_Agentic_Crosswalk.docx
@@ -67,7 +67,7 @@
     </w:p>
     <w:p>
       <w:r>
-        <w:t>This document maps each risk in the [OWASP Top 10 for Agentic Applications (2026)](https://genai.owasp.org/resource/owasp-top-10-for-agentic-applications-for-2026/) to the specific AITP mechanisms that mitigate it. The OWASP Agentic Top 10 identifies the security risks. AITP provides the trust architecture that addresses them.</w:t>
+        <w:t>This document maps each risk in the OWASP Top 10 for Agentic Applications (2026) to the specific AITP mechanisms that mitigate it. The OWASP Agentic Top 10 identifies the security risks. AITP provides the trust architecture that addresses them.</w:t>
       </w:r>
     </w:p>
     <w:p>
